--- a/changingTable/letsMakeItFund_portableChangeTable.docx
+++ b/changingTable/letsMakeItFund_portableChangeTable.docx
@@ -40,13 +40,22 @@
         <w:t xml:space="preserve">After leaving </w:t>
       </w:r>
       <w:r>
-        <w:t>a store, the baby becomes fussy</w:t>
-      </w:r>
-      <w:r>
-        <w:t>,</w:t>
-      </w:r>
-      <w:r>
-        <w:t xml:space="preserve"> and she realizes she needs to change the baby’s diaper. She goes back into the store to use the changing table in the public restroom, but there is no changing table. She takes the baby </w:t>
+        <w:t>the</w:t>
+      </w:r>
+      <w:r>
+        <w:t xml:space="preserve"> store, the baby becomes </w:t>
+      </w:r>
+      <w:r>
+        <w:t>fussy</w:t>
+      </w:r>
+      <w:r>
+        <w:t xml:space="preserve"> and </w:t>
+      </w:r>
+      <w:r>
+        <w:t>needs a new diaper.</w:t>
+      </w:r>
+      <w:r>
+        <w:t xml:space="preserve"> She goes back into the store to use the changing table in the public restroom, but there is no changing table. She takes the baby </w:t>
       </w:r>
       <w:r>
         <w:t>back</w:t>
@@ -61,36 +70,102 @@
         <w:t>aby’s “fussing” devolves into screaming</w:t>
       </w:r>
       <w:r>
-        <w:t xml:space="preserve">. The mother lays the baby on the front passenger seat, but it's not long enough to fully hold the baby. She quickly digs out a clean diaper and wipes and proceeds to change the diaper. At this point, the mother sees poop spots on the baby’s clothes. She quickly takes the dirty clothes off and wraps </w:t>
-      </w:r>
-      <w:r>
-        <w:t xml:space="preserve">the baby in a clean diaper. Luckily, she came prepared and brought a spare outfit. As she digs through her diaper bag to find it, the baby grabs the dirty diaper and tries to pull it to its mouth. Like a flash of lightning, the mother drops her bag and grabs the dirty diaper away from the baby. Now the baby and mother have poop on their hands. Meanwhile, another car pulls up to park in the spot next to </w:t>
+        <w:t xml:space="preserve">. The mother lays the baby on the front passenger seat, but it's not long enough to fully hold the baby. She quickly digs out a clean diaper and </w:t>
+      </w:r>
+      <w:r>
+        <w:t>wipes, and</w:t>
+      </w:r>
+      <w:r>
+        <w:t xml:space="preserve"> proceeds to change the diaper. At this point, the mother sees poop</w:t>
+      </w:r>
+      <w:r>
+        <w:t xml:space="preserve"> that has leaked out of the diaper onto the baby’s clothes</w:t>
+      </w:r>
+      <w:r>
+        <w:t xml:space="preserve">. She quickly takes the dirty clothes off and wraps </w:t>
+      </w:r>
+      <w:r>
+        <w:t>the baby in a clean diaper. Luckily, she came prepared and brought a spare outfit. As she digs through her diaper bag to find it, the baby grabs the dirty diaper and tries to pull it to its mouth. Like a flash of lightning, the mother drops her bag and grabs the dirty diaper away from the baby</w:t>
+      </w:r>
+      <w:r>
+        <w:t xml:space="preserve"> before it got too far</w:t>
+      </w:r>
+      <w:r>
+        <w:t xml:space="preserve">. Now the baby and mother </w:t>
+      </w:r>
+      <w:r>
+        <w:t xml:space="preserve">both </w:t>
+      </w:r>
+      <w:r>
+        <w:t xml:space="preserve">have poop on their hands. Meanwhile, another car pulls up to park in the spot next to </w:t>
       </w:r>
       <w:r>
         <w:t>them, but</w:t>
       </w:r>
       <w:r>
-        <w:t xml:space="preserve"> can’t pull in until she closes the passenger door. She tells the strangers that she’ll be a minute, and they reply </w:t>
-      </w:r>
-      <w:r>
-        <w:t>to tell her to take her time.</w:t>
+        <w:t xml:space="preserve"> can’t pull in until she closes the passenger door. She tells the </w:t>
+      </w:r>
+      <w:r>
+        <w:t>driver</w:t>
+      </w:r>
+      <w:r>
+        <w:t xml:space="preserve"> that she’ll be a minute, and </w:t>
+      </w:r>
+      <w:r>
+        <w:t>he</w:t>
       </w:r>
       <w:r>
         <w:t xml:space="preserve"> </w:t>
       </w:r>
       <w:r>
-        <w:t xml:space="preserve">While the strangers are polite and understanding, the situation becomes more stressful because the mother feels like she has an audience. </w:t>
+        <w:t>tell</w:t>
+      </w:r>
+      <w:r>
+        <w:t>s</w:t>
+      </w:r>
+      <w:r>
+        <w:t xml:space="preserve"> her to take her time.</w:t>
+      </w:r>
+      <w:r>
+        <w:t xml:space="preserve"> </w:t>
+      </w:r>
+      <w:r>
+        <w:t>While the stranger</w:t>
+      </w:r>
+      <w:r>
+        <w:t xml:space="preserve"> is</w:t>
+      </w:r>
+      <w:r>
+        <w:t xml:space="preserve"> polite and understanding, the situation becomes more stressful because the mother feels like she has an audience. </w:t>
       </w:r>
       <w:r>
         <w:t>The mother wipes her and the baby clean as best as she can with baby wipes and hand sanitizer, gets the baby dressed</w:t>
       </w:r>
       <w:r>
-        <w:t>, and moves him to his car seat, where they can finally leave to continue her errands. There are no trash cans close to the car, so they carry the dirty diaper with them until they find a public trash can.</w:t>
-      </w:r>
-    </w:p>
-    <w:p>
-      <w:r>
-        <w:t xml:space="preserve">The situation described is not fictional, and virtually every parent can relate to it. </w:t>
+        <w:t xml:space="preserve">, and moves him to his car seat, where they can finally leave to continue </w:t>
+      </w:r>
+      <w:r>
+        <w:t>their</w:t>
+      </w:r>
+      <w:r>
+        <w:t xml:space="preserve"> errands. There are no trash cans close to the car, so they carry the dirty diaper with them</w:t>
+      </w:r>
+      <w:r>
+        <w:t xml:space="preserve"> and deal with the smell</w:t>
+      </w:r>
+      <w:r>
+        <w:t xml:space="preserve"> until they find a public trash can.</w:t>
+      </w:r>
+    </w:p>
+    <w:p>
+      <w:r>
+        <w:t xml:space="preserve">The situation described is not fictional </w:t>
+      </w:r>
+      <w:r>
+        <w:t>and is what inspired this project</w:t>
+      </w:r>
+      <w:r>
+        <w:t xml:space="preserve">. </w:t>
       </w:r>
       <w:r>
         <w:t xml:space="preserve">Diaper changing is a defining activity of parenthood, occurring several times a day, for years on end. Several factors complicate the diaper changing </w:t>
@@ -129,28 +204,13 @@
         <w:t xml:space="preserve"> but</w:t>
       </w:r>
       <w:r>
-        <w:t xml:space="preserve"> many do not. Even if they do, they are often in poor condition or mounted in the handicap stall, which is not always available. Even if every public restroom had a clean and accessible changing table, many parents experienc</w:t>
-      </w:r>
-      <w:r>
-        <w:t>e</w:t>
-      </w:r>
-      <w:r>
-        <w:t xml:space="preserve"> </w:t>
-      </w:r>
-      <w:r>
-        <w:t xml:space="preserve">needing to </w:t>
-      </w:r>
-      <w:r>
-        <w:t>chang</w:t>
-      </w:r>
-      <w:r>
-        <w:t>e</w:t>
-      </w:r>
-      <w:r>
-        <w:t xml:space="preserve"> a dirty diaper while being miles from the nearest restroom.</w:t>
-      </w:r>
-      <w:r>
-        <w:t xml:space="preserve"> In this case, some options include laying the baby on the seat</w:t>
+        <w:t xml:space="preserve"> many do not. Even if they do, they are often in poor condition or mounted in the handicap stall, which is not always available. Even if every public restroom had a clean and accessible changing table, </w:t>
+      </w:r>
+      <w:r>
+        <w:t>babies don’t always need to be changed when they are close to a public restroom. Alternative locations</w:t>
+      </w:r>
+      <w:r>
+        <w:t xml:space="preserve"> include laying the baby on the seat</w:t>
       </w:r>
       <w:r>
         <w:t xml:space="preserve"> of the car</w:t>
@@ -174,7 +234,31 @@
         <w:t xml:space="preserve">the seats </w:t>
       </w:r>
       <w:r>
-        <w:t>aren’t flat or large enough, while on top of the car and on the ground are dangerous options that frighten the child, leading to an even more complicated diaper change</w:t>
+        <w:t xml:space="preserve">aren’t flat or large enough, </w:t>
+      </w:r>
+      <w:r>
+        <w:t>and</w:t>
+      </w:r>
+      <w:r>
+        <w:t xml:space="preserve"> on top of the car </w:t>
+      </w:r>
+      <w:r>
+        <w:t>or</w:t>
+      </w:r>
+      <w:r>
+        <w:t xml:space="preserve"> on the ground </w:t>
+      </w:r>
+      <w:r>
+        <w:t xml:space="preserve">can be </w:t>
+      </w:r>
+      <w:r>
+        <w:t xml:space="preserve">dangerous </w:t>
+      </w:r>
+      <w:r>
+        <w:t xml:space="preserve">and </w:t>
+      </w:r>
+      <w:r>
+        <w:t>frighten the child, leading to an even more complicated diaper change</w:t>
       </w:r>
       <w:r>
         <w:t>.</w:t>
@@ -266,7 +350,19 @@
         <w:t>,</w:t>
       </w:r>
       <w:r>
-        <w:t xml:space="preserve"> and which are luxuries.</w:t>
+        <w:t xml:space="preserve"> and which </w:t>
+      </w:r>
+      <w:r>
+        <w:t xml:space="preserve">ones </w:t>
+      </w:r>
+      <w:r>
+        <w:t xml:space="preserve">are </w:t>
+      </w:r>
+      <w:r>
+        <w:t xml:space="preserve">mere </w:t>
+      </w:r>
+      <w:r>
+        <w:t>luxuries.</w:t>
       </w:r>
       <w:r>
         <w:t xml:space="preserve"> This collaborative effort will ensure that the developed product will meet the needs of parents and solve a problem they face </w:t>
@@ -276,6 +372,21 @@
       </w:r>
       <w:r>
         <w:t>.</w:t>
+      </w:r>
+      <w:r>
+        <w:t xml:space="preserve"> The collaboration between the maker and the </w:t>
+      </w:r>
+      <w:r>
+        <w:t>target community</w:t>
+      </w:r>
+      <w:r>
+        <w:t xml:space="preserve"> captures the maker spirit by instigating a creative environment where the people who are the most impacted by the problem</w:t>
+      </w:r>
+      <w:r>
+        <w:t xml:space="preserve"> </w:t>
+      </w:r>
+      <w:r>
+        <w:t>can have a strong influence on the solution to that problem.</w:t>
       </w:r>
     </w:p>
     <w:p/>
@@ -334,13 +445,10 @@
         <w:t xml:space="preserve">. </w:t>
       </w:r>
       <w:r>
-        <w:t xml:space="preserve">If funding is </w:t>
-      </w:r>
-      <w:r>
-        <w:t>provided</w:t>
-      </w:r>
-      <w:r>
-        <w:t xml:space="preserve">, a small monetary incentive will be awarded to participants of this phase. </w:t>
+        <w:t>A small</w:t>
+      </w:r>
+      <w:r>
+        <w:t xml:space="preserve"> monetary incentive will be awarded to participants of this phase. </w:t>
       </w:r>
       <w:r>
         <w:t xml:space="preserve">This phase </w:t>
@@ -427,75 +535,91 @@
         <w:t>appreciate</w:t>
       </w:r>
       <w:r>
-        <w:t>. The parents will be provided a list of intended features of the current prototype</w:t>
+        <w:t xml:space="preserve">. The parents will be </w:t>
+      </w:r>
+      <w:r>
+        <w:t>provided with</w:t>
+      </w:r>
+      <w:r>
+        <w:t xml:space="preserve"> a list of intended features of the current prototype and asked to score each one based on how </w:t>
+      </w:r>
+      <w:r>
+        <w:lastRenderedPageBreak/>
+        <w:t>often that feature was used or how much easier it made the task.</w:t>
+      </w:r>
+      <w:r>
+        <w:t xml:space="preserve"> Par</w:t>
+      </w:r>
+      <w:r>
+        <w:t>ticipants</w:t>
+      </w:r>
+      <w:r>
+        <w:t xml:space="preserve"> will also be asked to provide an overall satisfaction rating.</w:t>
+      </w:r>
+      <w:r>
+        <w:t xml:space="preserve"> </w:t>
+      </w:r>
+      <w:r>
+        <w:t xml:space="preserve">As with Phase 2, participants will be </w:t>
+      </w:r>
+      <w:r>
+        <w:t>given</w:t>
+      </w:r>
+      <w:r>
+        <w:t xml:space="preserve"> a small incentive for their active </w:t>
+      </w:r>
+      <w:r>
+        <w:t>participation</w:t>
+      </w:r>
+      <w:r>
+        <w:t xml:space="preserve">. </w:t>
+      </w:r>
+      <w:r>
+        <w:t>At the end of this phase,</w:t>
+      </w:r>
+      <w:r>
+        <w:t xml:space="preserve"> the comments will be collected and reviewed.</w:t>
+      </w:r>
+    </w:p>
+    <w:p>
+      <w:r>
+        <w:t>In Phase 5, re</w:t>
+      </w:r>
+      <w:r>
+        <w:t xml:space="preserve">visions will be made to the prototype </w:t>
+      </w:r>
+      <w:r>
+        <w:t>based on the parents’ feedback</w:t>
+      </w:r>
+      <w:r>
+        <w:t>.</w:t>
+      </w:r>
+      <w:r>
+        <w:t xml:space="preserve"> </w:t>
+      </w:r>
+      <w:r>
+        <w:t xml:space="preserve">General communication with participants will be over </w:t>
+      </w:r>
+      <w:r>
+        <w:t>email, text, and social media</w:t>
       </w:r>
       <w:r>
         <w:t>,</w:t>
       </w:r>
       <w:r>
-        <w:t xml:space="preserve"> and asked to score each one based on how often that feature was used or how much easier it made the task.</w:t>
-      </w:r>
-      <w:r>
-        <w:t xml:space="preserve"> Par</w:t>
-      </w:r>
-      <w:r>
-        <w:t>ticipants</w:t>
-      </w:r>
-      <w:r>
-        <w:t xml:space="preserve"> will also be asked to provide an overall satisfaction rating.</w:t>
-      </w:r>
-      <w:r>
         <w:t xml:space="preserve"> </w:t>
       </w:r>
       <w:r>
-        <w:t xml:space="preserve">As with Phase 2, participants will be awarded a small </w:t>
-      </w:r>
-      <w:r>
-        <w:lastRenderedPageBreak/>
-        <w:t xml:space="preserve">incentive for their active </w:t>
-      </w:r>
-      <w:r>
-        <w:t>cooperation</w:t>
-      </w:r>
-      <w:r>
-        <w:t xml:space="preserve">. </w:t>
-      </w:r>
-      <w:r>
-        <w:t>At the end of this phase,</w:t>
-      </w:r>
-      <w:r>
-        <w:t xml:space="preserve"> the comments will be collected and reviewed.</w:t>
-      </w:r>
-      <w:r>
-        <w:t xml:space="preserve"> </w:t>
-      </w:r>
-      <w:r>
-        <w:t>In Phase 5, re</w:t>
-      </w:r>
-      <w:r>
-        <w:t xml:space="preserve">visions will be made to the prototype </w:t>
-      </w:r>
-      <w:r>
-        <w:t>based on the parents’ feedback</w:t>
-      </w:r>
-      <w:r>
-        <w:t>.</w:t>
-      </w:r>
-      <w:r>
-        <w:t xml:space="preserve"> </w:t>
-      </w:r>
-      <w:r>
-        <w:t>General communication with participants will be over email</w:t>
-      </w:r>
-      <w:r>
-        <w:t>,</w:t>
-      </w:r>
-      <w:r>
-        <w:t xml:space="preserve"> </w:t>
-      </w:r>
-      <w:r>
-        <w:t xml:space="preserve">and feedback will be collected via a custom survey form like Google Forms. </w:t>
-      </w:r>
+        <w:t xml:space="preserve">and feedback will be collected via a custom survey form </w:t>
+      </w:r>
+      <w:r>
+        <w:t>such as</w:t>
+      </w:r>
+      <w:r>
+        <w:t xml:space="preserve"> Google Forms.</w:t>
+      </w:r>
+    </w:p>
+    <w:p>
       <w:r>
         <w:t xml:space="preserve">Assuming no further iterations are </w:t>
       </w:r>
@@ -644,7 +768,13 @@
         <w:t xml:space="preserve"> ($</w:t>
       </w:r>
       <w:r>
-        <w:t>1,500</w:t>
+        <w:t>1,</w:t>
+      </w:r>
+      <w:r>
+        <w:t>0</w:t>
+      </w:r>
+      <w:r>
+        <w:t>00</w:t>
       </w:r>
       <w:r>
         <w:t>)</w:t>
@@ -653,7 +783,13 @@
         <w:t>:</w:t>
       </w:r>
       <w:r>
-        <w:t xml:space="preserve"> 3D printing filaments such as PLA and PETG, polycarbonate sheets, aluminum, and hardware. </w:t>
+        <w:t xml:space="preserve"> 3D printing filaments such as PLA and PETG, polycarbonate sheets, aluminum</w:t>
+      </w:r>
+      <w:r>
+        <w:t xml:space="preserve"> sheets</w:t>
+      </w:r>
+      <w:r>
+        <w:t xml:space="preserve">, and hardware. </w:t>
       </w:r>
       <w:r>
         <w:t xml:space="preserve">This </w:t>
@@ -662,11 +798,18 @@
         <w:t xml:space="preserve">budget includes materials for </w:t>
       </w:r>
       <w:r>
-        <w:t>multiple designs and replicates.</w:t>
-      </w:r>
-    </w:p>
-    <w:p>
-      <w:r>
+        <w:t>multiple designs and replicates</w:t>
+      </w:r>
+      <w:r>
+        <w:t xml:space="preserve"> necessary for the initial R&amp;D phase</w:t>
+      </w:r>
+      <w:r>
+        <w:t>.</w:t>
+      </w:r>
+    </w:p>
+    <w:p>
+      <w:r>
+        <w:lastRenderedPageBreak/>
         <w:t>Tools ($2</w:t>
       </w:r>
       <w:r>
@@ -676,7 +819,25 @@
         <w:t xml:space="preserve">500): A 3D printer </w:t>
       </w:r>
       <w:r>
-        <w:t xml:space="preserve">(e.g., the Bambu Lab H2S Full Combo), a heat gun, and cutting tools. </w:t>
+        <w:t>(e.g.</w:t>
+      </w:r>
+      <w:r>
+        <w:t>,</w:t>
+      </w:r>
+      <w:r>
+        <w:t xml:space="preserve"> the Bambu Lab H2S Full Combo), a heat gun, </w:t>
+      </w:r>
+      <w:r>
+        <w:t>and hand machining tools (</w:t>
+      </w:r>
+      <w:r>
+        <w:t xml:space="preserve">e.g., </w:t>
+      </w:r>
+      <w:r>
+        <w:t>drill, saw, and consumables)</w:t>
+      </w:r>
+      <w:r>
+        <w:t>.</w:t>
       </w:r>
     </w:p>
     <w:p>
@@ -690,7 +851,22 @@
         <w:t>,</w:t>
       </w:r>
       <w:r>
-        <w:t>000): Money to spend on gift cards or other incentives to encourage participation in focus group and field testing.</w:t>
+        <w:t>5</w:t>
+      </w:r>
+      <w:r>
+        <w:t>00): Money to spend on gift cards or other incentives to encourage participation in focus group and field testing.</w:t>
+      </w:r>
+      <w:r>
+        <w:t xml:space="preserve"> Some of this could also be used to pay someone to manage </w:t>
+      </w:r>
+      <w:r>
+        <w:t>communication</w:t>
+      </w:r>
+      <w:r>
+        <w:t xml:space="preserve"> with the parents</w:t>
+      </w:r>
+      <w:r>
+        <w:t>.</w:t>
       </w:r>
     </w:p>
     <w:p>
@@ -931,7 +1107,11 @@
         <w:t>the entire</w:t>
       </w:r>
       <w:r>
-        <w:t xml:space="preserve"> semester was one project after another, only taking a break between projects for each class member to present their project. During this class, I worked on several projects that piqued my interest: building a spectrophotometer and a photobioreactor out of recycled materials, synthesizing diesel fuel out of hemp seed oil, and developing a continuous process to manufacture alginate beads used for drug delivery. Each of these projects </w:t>
+        <w:t xml:space="preserve"> semester was one project after </w:t>
+      </w:r>
+      <w:r>
+        <w:lastRenderedPageBreak/>
+        <w:t xml:space="preserve">another, only taking a break between projects for each class member to present their project. During this class, I worked on several projects that piqued my interest: building a spectrophotometer and a photobioreactor out of recycled materials, synthesizing diesel fuel out of hemp seed oil, and developing a continuous process to manufacture alginate beads used for drug delivery. Each of these projects </w:t>
       </w:r>
       <w:r>
         <w:t>was</w:t>
@@ -943,7 +1123,13 @@
         <w:t>real-world</w:t>
       </w:r>
       <w:r>
-        <w:t xml:space="preserve"> problem, or at least give us a taste of what solving that problem would entail. </w:t>
+        <w:t xml:space="preserve"> </w:t>
+      </w:r>
+      <w:r>
+        <w:t>problem or</w:t>
+      </w:r>
+      <w:r>
+        <w:t xml:space="preserve"> at least give us a taste of what solving that problem would entail. </w:t>
       </w:r>
       <w:r>
         <w:t>For example, t</w:t>
@@ -952,7 +1138,19 @@
         <w:t xml:space="preserve">he spectrophotometer </w:t>
       </w:r>
       <w:r>
-        <w:t>was meant to show that lab equipment that may cost tens of thousands of dollars can often be made for less than $</w:t>
+        <w:t>was meant to show that lab equipment that</w:t>
+      </w:r>
+      <w:r>
+        <w:t xml:space="preserve"> typically</w:t>
+      </w:r>
+      <w:r>
+        <w:t xml:space="preserve"> cost</w:t>
+      </w:r>
+      <w:r>
+        <w:t>s</w:t>
+      </w:r>
+      <w:r>
+        <w:t xml:space="preserve"> tens of thousands of dollars can often be made for less than $</w:t>
       </w:r>
       <w:r>
         <w:t>100</w:t>
@@ -961,163 +1159,181 @@
         <w:t xml:space="preserve">. </w:t>
       </w:r>
       <w:r>
-        <w:t xml:space="preserve">Most importantly, I learned from that class what I wanted to do with my career. I </w:t>
+        <w:t>Most importantly, I learned from that class what I wanted to do with my career. I don’t want to join any regular engineering firm and watch temperature and pressure levels at an oil refinery (</w:t>
+      </w:r>
+      <w:r>
+        <w:t xml:space="preserve">a </w:t>
+      </w:r>
+      <w:r>
+        <w:t xml:space="preserve">typical job for chemical engineers), but I want to play a </w:t>
+      </w:r>
+      <w:r>
+        <w:t xml:space="preserve">larger </w:t>
+      </w:r>
+      <w:r>
+        <w:t xml:space="preserve">part in the development of a product that </w:t>
+      </w:r>
+      <w:r>
+        <w:t>solves a real problem.</w:t>
+      </w:r>
+    </w:p>
+    <w:p>
+      <w:r>
+        <w:t xml:space="preserve">During my degree, </w:t>
+      </w:r>
+      <w:r>
+        <w:t xml:space="preserve">I also learned that I </w:t>
+      </w:r>
+      <w:r>
+        <w:t>enjoy participating in</w:t>
+      </w:r>
+      <w:r>
+        <w:t xml:space="preserve"> each phase of the project, from conception to production. </w:t>
+      </w:r>
+      <w:r>
+        <w:t xml:space="preserve">I </w:t>
+      </w:r>
+      <w:r>
+        <w:t>attended a</w:t>
+      </w:r>
+      <w:r>
+        <w:t xml:space="preserve"> design thinking class</w:t>
+      </w:r>
+      <w:r>
+        <w:t xml:space="preserve"> that</w:t>
+      </w:r>
+      <w:r>
+        <w:t xml:space="preserve"> taught me about product design theory and specific techniques I could use in every step of a project. This class helped me understand that while physical prototyping is a necessary step, it’s important to give equal attention to </w:t>
+      </w:r>
+      <w:r>
+        <w:t>preceding steps and do preliminary research to allow the initial design to be guided by the needs of the</w:t>
+      </w:r>
+      <w:r>
+        <w:t xml:space="preserve"> target</w:t>
+      </w:r>
+      <w:r>
+        <w:t xml:space="preserve"> community. These</w:t>
+      </w:r>
+      <w:r>
+        <w:t xml:space="preserve"> class</w:t>
+      </w:r>
+      <w:r>
+        <w:t>es</w:t>
+      </w:r>
+      <w:r>
+        <w:t xml:space="preserve"> motivated me to finish my degree because </w:t>
+      </w:r>
+      <w:r>
+        <w:t>they</w:t>
+      </w:r>
+      <w:r>
+        <w:t xml:space="preserve"> showed me </w:t>
+      </w:r>
+      <w:r>
+        <w:t xml:space="preserve">that I was learning certain skills </w:t>
+      </w:r>
+      <w:r>
+        <w:t xml:space="preserve">in my program </w:t>
+      </w:r>
+      <w:r>
+        <w:t xml:space="preserve">that </w:t>
+      </w:r>
+      <w:r>
+        <w:t>could be used to have a successful R&amp;D career.</w:t>
+      </w:r>
+    </w:p>
+    <w:p>
+      <w:r>
+        <w:t>I got a taste of a career in R&amp;D when I worked for a biotech startup designing rapid diagnostic equipment.</w:t>
+      </w:r>
+      <w:r>
+        <w:t xml:space="preserve"> The management of the startup </w:t>
+      </w:r>
+      <w:r>
+        <w:t>was</w:t>
+      </w:r>
+      <w:r>
+        <w:t xml:space="preserve"> sympathetic to my desire to participate in as much of the product development as possible, and trained me in several areas in the company</w:t>
+      </w:r>
+      <w:r>
+        <w:t>,</w:t>
+      </w:r>
+      <w:r>
+        <w:t xml:space="preserve"> including assay development, software engineering, and electrical engineering. Throughout my time there</w:t>
+      </w:r>
+      <w:r>
+        <w:t>,</w:t>
+      </w:r>
+      <w:r>
+        <w:t xml:space="preserve"> I was able to draw on my chemical engineering education to solve problems related to heat transport and thermodynamics. By the time I left to start my graduate studies, I had developed a software data-processing tool that later inspired the company’s full production database, </w:t>
+      </w:r>
+      <w:r>
+        <w:t xml:space="preserve">developed a model for the heat transfer through their system to improve thermal control by several degrees, and designed and constructed a full-scale polymerase chain reaction machine that decreased diagnostic testing time by </w:t>
+      </w:r>
+      <w:r>
+        <w:t xml:space="preserve">roughly </w:t>
+      </w:r>
+      <w:r>
+        <w:t>30%.</w:t>
+      </w:r>
+    </w:p>
+    <w:p>
+      <w:r>
+        <w:t xml:space="preserve">I’m currently </w:t>
+      </w:r>
+      <w:r>
+        <w:t>pursuing my PhD in chemical engineering, continuing my R&amp;D experience</w:t>
+      </w:r>
+      <w:r>
+        <w:t xml:space="preserve">. My thesis involves interfacial instabilities in </w:t>
+      </w:r>
+      <w:r>
+        <w:t xml:space="preserve">microgravity, and I’ve been granted permission to conduct experiments remotely on the International Space Station (ISS). As part of this project, I am leading a team in designing and constructing the experimental apparatus that will be flown to the ISS later this year. This project illustrates not only my continued interest in making things, but also in my ability to collaborate and </w:t>
+      </w:r>
+      <w:r>
+        <w:t>make</w:t>
+      </w:r>
+      <w:r>
+        <w:t xml:space="preserve"> things given specific constraints</w:t>
+      </w:r>
+      <w:r>
+        <w:t>.</w:t>
+      </w:r>
+    </w:p>
+    <w:p>
+      <w:r>
+        <w:t xml:space="preserve">Along with the technical experience I’ve acquired, I am also intimately familiar with the difficulties of parenting and the need for products that address them. </w:t>
+      </w:r>
+      <w:r>
+        <w:t>As a parent, I</w:t>
+      </w:r>
+      <w:r>
+        <w:t xml:space="preserve"> have personally </w:t>
+      </w:r>
+      <w:r>
+        <w:t>experienced</w:t>
+      </w:r>
+      <w:r>
+        <w:t xml:space="preserve"> the problems I’ve described and am therefore motivated to solve them.</w:t>
+      </w:r>
+      <w:r>
+        <w:t xml:space="preserve"> </w:t>
       </w:r>
       <w:r>
         <w:lastRenderedPageBreak/>
-        <w:t>don’t want to join any regular engineering firm and watch temperature and pressure levels at an oil refinery (</w:t>
-      </w:r>
-      <w:r>
-        <w:t xml:space="preserve">a </w:t>
-      </w:r>
-      <w:r>
-        <w:t xml:space="preserve">typical job for chemical engineers), but I want to play a </w:t>
-      </w:r>
-      <w:r>
-        <w:t xml:space="preserve">larger </w:t>
-      </w:r>
-      <w:r>
-        <w:t xml:space="preserve">part in the development of a product that </w:t>
-      </w:r>
-      <w:r>
-        <w:t>solves a real problem.</w:t>
-      </w:r>
-    </w:p>
-    <w:p>
-      <w:r>
-        <w:t xml:space="preserve">During my degree, </w:t>
-      </w:r>
-      <w:r>
-        <w:t xml:space="preserve">I also learned that I like to be a part of each phase of the project, from conception to production. </w:t>
-      </w:r>
-      <w:r>
-        <w:t xml:space="preserve">I </w:t>
-      </w:r>
-      <w:r>
-        <w:t>attended a</w:t>
-      </w:r>
-      <w:r>
-        <w:t xml:space="preserve"> design thinking class</w:t>
-      </w:r>
-      <w:r>
-        <w:t xml:space="preserve"> that</w:t>
-      </w:r>
-      <w:r>
-        <w:t xml:space="preserve"> taught me about product design theory and specific techniques I could use in every step of a project. This class helped me understand that while physical prototyping is a necessary step, it’s important to give equal attention to </w:t>
-      </w:r>
-      <w:r>
-        <w:t>preceding steps and do preliminary research to allow the initial design to be guided by the needs of the</w:t>
-      </w:r>
-      <w:r>
-        <w:t xml:space="preserve"> target</w:t>
-      </w:r>
-      <w:r>
-        <w:t xml:space="preserve"> community. These</w:t>
-      </w:r>
-      <w:r>
-        <w:t xml:space="preserve"> class</w:t>
-      </w:r>
-      <w:r>
-        <w:t>es</w:t>
-      </w:r>
-      <w:r>
-        <w:t xml:space="preserve"> motivated me to finish my degree because </w:t>
-      </w:r>
-      <w:r>
-        <w:t>they</w:t>
-      </w:r>
-      <w:r>
-        <w:t xml:space="preserve"> showed me </w:t>
-      </w:r>
-      <w:r>
-        <w:t xml:space="preserve">that I was learning certain skills </w:t>
-      </w:r>
-      <w:r>
-        <w:t xml:space="preserve">in my program </w:t>
-      </w:r>
-      <w:r>
-        <w:t xml:space="preserve">that </w:t>
-      </w:r>
-      <w:r>
-        <w:t>could be used to have a successful R&amp;D career.</w:t>
-      </w:r>
-    </w:p>
-    <w:p>
-      <w:r>
-        <w:t>I got a taste of a career in R&amp;D when I worked for a biotech startup designing rapid diagnostic equipment.</w:t>
-      </w:r>
-      <w:r>
-        <w:t xml:space="preserve"> The management of the startup </w:t>
-      </w:r>
-      <w:r>
-        <w:t>was</w:t>
-      </w:r>
-      <w:r>
-        <w:t xml:space="preserve"> sympathetic to my desire to participate in as much of the product development as possible, and trained me in several areas in the company</w:t>
-      </w:r>
-      <w:r>
-        <w:t>,</w:t>
-      </w:r>
-      <w:r>
-        <w:t xml:space="preserve"> including assay development, software engineering, and electrical engineering. Throughout my time there</w:t>
-      </w:r>
-      <w:r>
-        <w:t>,</w:t>
-      </w:r>
-      <w:r>
-        <w:t xml:space="preserve"> I was able to draw on my chemical engineering education to solve problems related to heat transport and thermodynamics. By the time I left to start my graduate studies, I had developed a software data-processing tool that later inspired the company’s full production database, </w:t>
-      </w:r>
-      <w:r>
-        <w:t xml:space="preserve">developed a model for the heat transfer through their system to improve thermal control by several degrees Celsius, and designed and constructed a full-scale polymerase chain reaction machine that decreased diagnostic testing time by </w:t>
-      </w:r>
-      <w:r>
-        <w:t xml:space="preserve">roughly </w:t>
-      </w:r>
-      <w:r>
-        <w:t>30%.</w:t>
-      </w:r>
-    </w:p>
-    <w:p>
-      <w:r>
-        <w:t xml:space="preserve">I’m currently </w:t>
-      </w:r>
-      <w:r>
-        <w:t>pursuing my PhD in chemical engineering, continuing my R&amp;D experience</w:t>
-      </w:r>
-      <w:r>
-        <w:t xml:space="preserve">. My thesis involves interfacial instabilities in </w:t>
-      </w:r>
-      <w:r>
-        <w:t xml:space="preserve">microgravity, and I’ve been granted permission to conduct experiments remotely on the International Space Station (ISS). As part of this project, I am leading a team in designing and constructing the experimental apparatus that will be flown to the ISS later this year. This project illustrates not only my continued interest in making things, but also in my ability to collaborate and </w:t>
-      </w:r>
-      <w:r>
-        <w:t>make</w:t>
-      </w:r>
-      <w:r>
-        <w:t xml:space="preserve"> things given specific constraints</w:t>
-      </w:r>
-      <w:r>
-        <w:t>.</w:t>
-      </w:r>
-    </w:p>
-    <w:p>
-      <w:r>
-        <w:t xml:space="preserve">Along with the technical experience I’ve acquired, I am also intimately familiar with the difficulties of parenting and the need for products that address them. </w:t>
-      </w:r>
-      <w:r>
-        <w:t>As a parent, I</w:t>
-      </w:r>
-      <w:r>
-        <w:t xml:space="preserve"> have personally </w:t>
-      </w:r>
-      <w:r>
-        <w:t>experienced</w:t>
-      </w:r>
-      <w:r>
-        <w:t xml:space="preserve"> the problems I’ve described and am therefore motivated to solve them.</w:t>
-      </w:r>
-      <w:r>
-        <w:t xml:space="preserve"> These problems are not unique to me, but are faced by countless parents and caregivers around the world. My technical experience in R&amp;D, my familiarity with the problem, and the far-reaching impact of this idea make this an ideal project to fund.</w:t>
+        <w:t xml:space="preserve">These problems are not unique to </w:t>
+      </w:r>
+      <w:r>
+        <w:t>me but</w:t>
+      </w:r>
+      <w:r>
+        <w:t xml:space="preserve"> are faced by countless parents and caregivers around the world. My technical experience in R&amp;D, my familiarity with the problem, and the far-reaching impact of this idea </w:t>
+      </w:r>
+      <w:r>
+        <w:t>make it an</w:t>
+      </w:r>
+      <w:r>
+        <w:t xml:space="preserve"> ideal project to fund.</w:t>
       </w:r>
     </w:p>
     <w:sectPr>
